--- a/episodes/The_Dark_Rise_Episode_42.docx
+++ b/episodes/The_Dark_Rise_Episode_42.docx
@@ -245,7 +245,7 @@
           <w:sz w:val="24"/>
           <w:szCs w:val="24"/>
         </w:rPr>
-        <w:t xml:space="preserve">Beneath the ak-pu roots, the entity had spent the days since sensing the presence's closer attention doing something it had not done carefully in a long while: taking stock of every thread it had ever built into Idoro, the way a careful trader counts his stores after learning a rival has been seen near his warehouse.</w:t>
+        <w:t xml:space="preserve">Beneath the iroko roots, the entity had spent the days since sensing the presence's closer attention doing something it had not done carefully in a long while: taking stock of every thread it had ever built into Idoro, the way a careful trader counts his stores after learning a rival has been seen near his warehouse.</w:t>
       </w:r>
     </w:p>
     <w:p>

--- a/episodes/The_Dark_Rise_Episode_42.docx
+++ b/episodes/The_Dark_Rise_Episode_42.docx
@@ -98,20 +98,7 @@
     </w:p>
     <w:p>
       <w:pPr>
-        <w:spacing w:after="0" w:line="360"/>
-      </w:pPr>
-      <w:r>
-        <w:rPr>
-          <w:rFonts w:ascii="Georgia" w:hAnsi="Georgia" w:cs="Georgia"/>
-          <w:sz w:val="24"/>
-          <w:szCs w:val="24"/>
-        </w:rPr>
-        <w:t xml:space="preserve"/>
-      </w:r>
-    </w:p>
-    <w:p>
-      <w:pPr>
-        <w:spacing w:after="60" w:line="360"/>
+        <w:spacing w:after="60" w:line="360" w:before="480"/>
         <w:ind w:firstLine="360"/>
       </w:pPr>
       <w:r>
@@ -223,20 +210,7 @@
     </w:p>
     <w:p>
       <w:pPr>
-        <w:spacing w:after="0" w:line="360"/>
-      </w:pPr>
-      <w:r>
-        <w:rPr>
-          <w:rFonts w:ascii="Georgia" w:hAnsi="Georgia" w:cs="Georgia"/>
-          <w:sz w:val="24"/>
-          <w:szCs w:val="24"/>
-        </w:rPr>
-        <w:t xml:space="preserve"/>
-      </w:r>
-    </w:p>
-    <w:p>
-      <w:pPr>
-        <w:spacing w:after="60" w:line="360"/>
+        <w:spacing w:after="60" w:line="360" w:before="480"/>
         <w:ind w:firstLine="360"/>
       </w:pPr>
       <w:r>
@@ -264,20 +238,7 @@
     </w:p>
     <w:p>
       <w:pPr>
-        <w:spacing w:after="0" w:line="360"/>
-      </w:pPr>
-      <w:r>
-        <w:rPr>
-          <w:rFonts w:ascii="Georgia" w:hAnsi="Georgia" w:cs="Georgia"/>
-          <w:sz w:val="24"/>
-          <w:szCs w:val="24"/>
-        </w:rPr>
-        <w:t xml:space="preserve"/>
-      </w:r>
-    </w:p>
-    <w:p>
-      <w:pPr>
-        <w:spacing w:after="60" w:line="360"/>
+        <w:spacing w:after="60" w:line="360" w:before="480"/>
         <w:ind w:firstLine="360"/>
       </w:pPr>
       <w:r>
@@ -314,7 +275,23 @@
           <w:sz w:val="24"/>
           <w:szCs w:val="24"/>
         </w:rPr>
-        <w:t xml:space="preserve">VESSEL: THIRD PARTY ACCESS DETECTED ON PREVIOUSLY ABANDONED THREAD. ENTITY DID NOT INITIATE. ORIGIN CONSISTENT WITH PRESENCE CONTACTED DURING PARLAY. PURPOSE UNKNOWN.</w:t>
+        <w:t xml:space="preserve">The ledger voice marked the intrusion, flat and unhurried.</w:t>
+      </w:r>
+    </w:p>
+    <w:p>
+      <w:pPr>
+        <w:spacing w:after="120" w:line="360"/>
+      </w:pPr>
+      <w:r>
+        <w:rPr>
+          <w:rFonts w:ascii="Georgia" w:hAnsi="Georgia" w:cs="Georgia"/>
+          <w:sz w:val="24"/>
+          <w:szCs w:val="24"/>
+          <w:b/>
+          <w:bCs/>
+          <w:caps/>
+        </w:rPr>
+        <w:t xml:space="preserve">Vessel: third party access detected on previously abandoned thread. Entity did not initiate. Origin consistent with presence contacted during parlay. Purpose unknown.</w:t>
       </w:r>
     </w:p>
     <w:p>
@@ -413,19 +390,6 @@
           <w:szCs w:val="24"/>
         </w:rPr>
         <w:t xml:space="preserve">The boy slept on, unaware that a woman who had once held him wet and screaming into the world had just walked three rivers back toward him for reasons neither she nor the entity yet understood, and the entity found itself, for the second time in as many weeks, keeping watch over a danger it could not name, could not measure, and could not yet decide whether to fear or simply, carefully, learn from.</w:t>
-      </w:r>
-    </w:p>
-    <w:p>
-      <w:pPr>
-        <w:spacing w:after="0" w:line="360"/>
-      </w:pPr>
-      <w:r>
-        <w:rPr>
-          <w:rFonts w:ascii="Georgia" w:hAnsi="Georgia" w:cs="Georgia"/>
-          <w:sz w:val="24"/>
-          <w:szCs w:val="24"/>
-        </w:rPr>
-        <w:t xml:space="preserve"/>
       </w:r>
     </w:p>
     <w:sectPr>
